--- a/SMART HOSTEL MANAGEMENT & COMPLAINT AUTOMATION SYSTEM.docx
+++ b/SMART HOSTEL MANAGEMENT & COMPLAINT AUTOMATION SYSTEM.docx
@@ -77,7 +77,7 @@
         </w:rPr>
       </w:pPr>
       <w:r>
-        <w:pict w14:anchorId="512FCBCB">
+        <w:pict w14:anchorId="5D8C566C">
           <v:rect id="_x0000_i1025" style="width:0;height:1.5pt" o:hralign="center" o:hrstd="t" o:hr="t" fillcolor="#a0a0a0" stroked="f"/>
         </w:pict>
       </w:r>
@@ -179,7 +179,7 @@
     </w:p>
     <w:p>
       <w:r>
-        <w:pict w14:anchorId="255A09DE">
+        <w:pict w14:anchorId="39E18F40">
           <v:rect id="_x0000_i1026" style="width:0;height:1.5pt" o:hralign="center" o:hrstd="t" o:hr="t" fillcolor="#a0a0a0" stroked="f"/>
         </w:pict>
       </w:r>
@@ -268,7 +268,7 @@
     </w:p>
     <w:p>
       <w:r>
-        <w:pict w14:anchorId="36BDF636">
+        <w:pict w14:anchorId="1BF08181">
           <v:rect id="_x0000_i1027" style="width:0;height:1.5pt" o:hralign="center" o:hrstd="t" o:hr="t" fillcolor="#a0a0a0" stroked="f"/>
         </w:pict>
       </w:r>
@@ -422,7 +422,7 @@
         </w:rPr>
         <w:lastRenderedPageBreak/>
         <w:drawing>
-          <wp:inline distT="114300" distB="114300" distL="114300" distR="114300" wp14:anchorId="76562B00" wp14:editId="62BC9D8D">
+          <wp:inline distT="114300" distB="114300" distL="114300" distR="114300" wp14:anchorId="0E4D7A7F" wp14:editId="4D61072B">
             <wp:extent cx="5730875" cy="3276600"/>
             <wp:effectExtent l="0" t="0" r="0" b="0"/>
             <wp:docPr id="1" name="image3.png"/>
@@ -777,7 +777,7 @@
     </w:p>
     <w:p>
       <w:r>
-        <w:pict w14:anchorId="78F5227B">
+        <w:pict w14:anchorId="1E5CDCD5">
           <v:rect id="_x0000_i1028" style="width:0;height:1.5pt" o:hralign="center" o:hrstd="t" o:hr="t" fillcolor="#a0a0a0" stroked="f"/>
         </w:pict>
       </w:r>
@@ -814,7 +814,7 @@
           <w:noProof/>
         </w:rPr>
         <w:drawing>
-          <wp:inline distT="114300" distB="114300" distL="114300" distR="114300" wp14:anchorId="6F38B6FA" wp14:editId="6DD07D0B">
+          <wp:inline distT="114300" distB="114300" distL="114300" distR="114300" wp14:anchorId="6B90938B" wp14:editId="2479363B">
             <wp:extent cx="5319395" cy="3543300"/>
             <wp:effectExtent l="0" t="0" r="0" b="0"/>
             <wp:docPr id="2" name="image1.png"/>
@@ -1625,7 +1625,7 @@
           <w:noProof/>
         </w:rPr>
         <w:drawing>
-          <wp:inline distT="114300" distB="114300" distL="114300" distR="114300" wp14:anchorId="725A024F" wp14:editId="02177F86">
+          <wp:inline distT="114300" distB="114300" distL="114300" distR="114300" wp14:anchorId="59223D4A" wp14:editId="11962125">
             <wp:extent cx="6358255" cy="5748020"/>
             <wp:effectExtent l="0" t="0" r="12065" b="12700"/>
             <wp:docPr id="3" name="image2.png"/>
@@ -1670,7 +1670,7 @@
     <w:p/>
     <w:p>
       <w:r>
-        <w:pict w14:anchorId="5A83DDAB">
+        <w:pict w14:anchorId="47823313">
           <v:rect id="_x0000_i1029" style="width:0;height:1.5pt" o:hralign="center" o:hrstd="t" o:hr="t" fillcolor="#a0a0a0" stroked="f"/>
         </w:pict>
       </w:r>
@@ -1736,7 +1736,7 @@
           <w:noProof/>
         </w:rPr>
         <w:drawing>
-          <wp:inline distT="0" distB="0" distL="0" distR="0" wp14:anchorId="0FDBC67D" wp14:editId="7D5A59F6">
+          <wp:inline distT="0" distB="0" distL="0" distR="0" wp14:anchorId="68EE474D" wp14:editId="1832484A">
             <wp:extent cx="2987675" cy="6266815"/>
             <wp:effectExtent l="0" t="0" r="14605" b="12065"/>
             <wp:docPr id="381130935" name="Picture 1"/>
@@ -1837,7 +1837,7 @@
           <w:noProof/>
         </w:rPr>
         <w:drawing>
-          <wp:inline distT="0" distB="0" distL="0" distR="0" wp14:anchorId="0E3A272F" wp14:editId="67FDF071">
+          <wp:inline distT="0" distB="0" distL="0" distR="0" wp14:anchorId="5C0C0743" wp14:editId="547F8103">
             <wp:extent cx="1678940" cy="3791585"/>
             <wp:effectExtent l="0" t="0" r="12700" b="3175"/>
             <wp:docPr id="62561622" name="Picture 1"/>
@@ -1973,7 +1973,7 @@
     </w:p>
     <w:p>
       <w:r>
-        <w:pict w14:anchorId="13FE0C00">
+        <w:pict w14:anchorId="3A852A9B">
           <v:rect id="_x0000_i1030" style="width:6in;height:1.5pt" o:hralign="center" o:hrstd="t" o:hr="t" fillcolor="#a0a0a0" stroked="f"/>
         </w:pict>
       </w:r>
@@ -2013,7 +2013,7 @@
     <w:p>
       <w:r>
         <w:lastRenderedPageBreak/>
-        <w:pict w14:anchorId="141F1386">
+        <w:pict w14:anchorId="21C03FF9">
           <v:rect id="_x0000_i1031" style="width:6in;height:1.5pt" o:hralign="center" o:hrstd="t" o:hr="t" fillcolor="#a0a0a0" stroked="f"/>
         </w:pict>
       </w:r>
@@ -2050,7 +2050,7 @@
     </w:p>
     <w:p>
       <w:r>
-        <w:pict w14:anchorId="073CC603">
+        <w:pict w14:anchorId="6762E7C1">
           <v:rect id="_x0000_i1032" style="width:6in;height:1.5pt" o:hralign="center" o:hrstd="t" o:hr="t" fillcolor="#a0a0a0" stroked="f"/>
         </w:pict>
       </w:r>
@@ -2220,7 +2220,7 @@
     </w:p>
     <w:p>
       <w:r>
-        <w:pict w14:anchorId="41851BC2">
+        <w:pict w14:anchorId="5861CF13">
           <v:rect id="_x0000_i1033" style="width:6in;height:1.5pt" o:hralign="center" o:hrstd="t" o:hr="t" fillcolor="#a0a0a0" stroked="f"/>
         </w:pict>
       </w:r>
@@ -2596,7 +2596,7 @@
         </w:rPr>
         <w:lastRenderedPageBreak/>
         <w:drawing>
-          <wp:inline distT="0" distB="0" distL="114300" distR="114300" wp14:anchorId="2A86C3EF" wp14:editId="0F17753A">
+          <wp:inline distT="0" distB="0" distL="114300" distR="114300" wp14:anchorId="3B51DE53" wp14:editId="4ECAE87F">
             <wp:extent cx="5727700" cy="2266950"/>
             <wp:effectExtent l="0" t="0" r="2540" b="3810"/>
             <wp:docPr id="4" name="Picture 19"/>
@@ -2782,7 +2782,7 @@
           <w:noProof/>
         </w:rPr>
         <w:drawing>
-          <wp:inline distT="0" distB="0" distL="114300" distR="114300" wp14:anchorId="11F8FDE7" wp14:editId="18313381">
+          <wp:inline distT="0" distB="0" distL="114300" distR="114300" wp14:anchorId="594641E0" wp14:editId="775A243C">
             <wp:extent cx="5725160" cy="1991360"/>
             <wp:effectExtent l="0" t="0" r="5080" b="5080"/>
             <wp:docPr id="5" name="Picture 20"/>
@@ -2844,8 +2844,11 @@
         </w:rPr>
       </w:pPr>
       <w:r>
+        <w:rPr>
+          <w:noProof/>
+        </w:rPr>
         <w:drawing>
-          <wp:inline distT="0" distB="0" distL="0" distR="0" wp14:anchorId="17EAC165" wp14:editId="6BC77BDB">
+          <wp:inline distT="0" distB="0" distL="0" distR="0" wp14:anchorId="582D0749" wp14:editId="527D4E2A">
             <wp:extent cx="5733415" cy="1940560"/>
             <wp:effectExtent l="0" t="0" r="635" b="2540"/>
             <wp:docPr id="1517908887" name="Picture 1"/>
@@ -2856,8 +2859,10 @@
               <a:graphicData uri="http://schemas.openxmlformats.org/drawingml/2006/picture">
                 <pic:pic xmlns:pic="http://schemas.openxmlformats.org/drawingml/2006/picture">
                   <pic:nvPicPr>
-                    <pic:cNvPr id="1517908887" name=""/>
-                    <pic:cNvPicPr/>
+                    <pic:cNvPr id="1517908887" name="Picture 1"/>
+                    <pic:cNvPicPr>
+                      <a:picLocks noChangeAspect="1"/>
+                    </pic:cNvPicPr>
                   </pic:nvPicPr>
                   <pic:blipFill>
                     <a:blip r:embed="rId14"/>
@@ -2891,9 +2896,12 @@
         </w:rPr>
       </w:pPr>
       <w:r>
+        <w:rPr>
+          <w:noProof/>
+        </w:rPr>
         <w:lastRenderedPageBreak/>
         <w:drawing>
-          <wp:inline distT="0" distB="0" distL="0" distR="0" wp14:anchorId="7D50477D" wp14:editId="23F96F96">
+          <wp:inline distT="0" distB="0" distL="0" distR="0" wp14:anchorId="2C2C8883" wp14:editId="437DC89B">
             <wp:extent cx="5733415" cy="1873885"/>
             <wp:effectExtent l="0" t="0" r="635" b="0"/>
             <wp:docPr id="982920443" name="Picture 1"/>
@@ -2904,8 +2912,10 @@
               <a:graphicData uri="http://schemas.openxmlformats.org/drawingml/2006/picture">
                 <pic:pic xmlns:pic="http://schemas.openxmlformats.org/drawingml/2006/picture">
                   <pic:nvPicPr>
-                    <pic:cNvPr id="982920443" name=""/>
-                    <pic:cNvPicPr/>
+                    <pic:cNvPr id="982920443" name="Picture 1"/>
+                    <pic:cNvPicPr>
+                      <a:picLocks noChangeAspect="1"/>
+                    </pic:cNvPicPr>
                   </pic:nvPicPr>
                   <pic:blipFill>
                     <a:blip r:embed="rId15"/>
@@ -2949,8 +2959,11 @@
         </w:rPr>
       </w:pPr>
       <w:r>
+        <w:rPr>
+          <w:noProof/>
+        </w:rPr>
         <w:drawing>
-          <wp:inline distT="0" distB="0" distL="0" distR="0" wp14:anchorId="5B24A160" wp14:editId="2E6C8F56">
+          <wp:inline distT="0" distB="0" distL="0" distR="0" wp14:anchorId="4B85B2EE" wp14:editId="632E3F62">
             <wp:extent cx="5733415" cy="1995805"/>
             <wp:effectExtent l="0" t="0" r="635" b="4445"/>
             <wp:docPr id="473445786" name="Picture 1"/>
@@ -2961,8 +2974,10 @@
               <a:graphicData uri="http://schemas.openxmlformats.org/drawingml/2006/picture">
                 <pic:pic xmlns:pic="http://schemas.openxmlformats.org/drawingml/2006/picture">
                   <pic:nvPicPr>
-                    <pic:cNvPr id="473445786" name=""/>
-                    <pic:cNvPicPr/>
+                    <pic:cNvPr id="473445786" name="Picture 1"/>
+                    <pic:cNvPicPr>
+                      <a:picLocks noChangeAspect="1"/>
+                    </pic:cNvPicPr>
                   </pic:nvPicPr>
                   <pic:blipFill>
                     <a:blip r:embed="rId16"/>
@@ -3006,8 +3021,11 @@
         </w:rPr>
       </w:pPr>
       <w:r>
+        <w:rPr>
+          <w:noProof/>
+        </w:rPr>
         <w:drawing>
-          <wp:inline distT="0" distB="0" distL="0" distR="0" wp14:anchorId="6818B134" wp14:editId="291A63FD">
+          <wp:inline distT="0" distB="0" distL="0" distR="0" wp14:anchorId="0042742A" wp14:editId="106F0F68">
             <wp:extent cx="5733415" cy="3198495"/>
             <wp:effectExtent l="0" t="0" r="635" b="1905"/>
             <wp:docPr id="740312185" name="Picture 1"/>
@@ -3018,8 +3036,10 @@
               <a:graphicData uri="http://schemas.openxmlformats.org/drawingml/2006/picture">
                 <pic:pic xmlns:pic="http://schemas.openxmlformats.org/drawingml/2006/picture">
                   <pic:nvPicPr>
-                    <pic:cNvPr id="740312185" name=""/>
-                    <pic:cNvPicPr/>
+                    <pic:cNvPr id="740312185" name="Picture 1"/>
+                    <pic:cNvPicPr>
+                      <a:picLocks noChangeAspect="1"/>
+                    </pic:cNvPicPr>
                   </pic:nvPicPr>
                   <pic:blipFill>
                     <a:blip r:embed="rId17"/>
@@ -3248,8 +3268,8 @@
           <w:szCs w:val="24"/>
           <w:lang w:val="en-IN"/>
         </w:rPr>
-        <w:pict w14:anchorId="7D69BFBA">
-          <v:rect id="_x0000_i1074" style="width:0;height:1.5pt" o:hralign="center" o:hrstd="t" o:hr="t" fillcolor="#a0a0a0" stroked="f"/>
+        <w:pict w14:anchorId="0FAEB957">
+          <v:rect id="_x0000_i1034" style="width:0;height:1.5pt" o:hralign="center" o:hrstd="t" o:hr="t" fillcolor="#a0a0a0" stroked="f"/>
         </w:pict>
       </w:r>
     </w:p>
@@ -3456,8 +3476,8 @@
           <w:szCs w:val="24"/>
           <w:lang w:val="en-IN"/>
         </w:rPr>
-        <w:pict w14:anchorId="5CED4685">
-          <v:rect id="_x0000_i1075" style="width:0;height:1.5pt" o:hralign="center" o:hrstd="t" o:hr="t" fillcolor="#a0a0a0" stroked="f"/>
+        <w:pict w14:anchorId="3D08F50F">
+          <v:rect id="_x0000_i1035" style="width:0;height:1.5pt" o:hralign="center" o:hrstd="t" o:hr="t" fillcolor="#a0a0a0" stroked="f"/>
         </w:pict>
       </w:r>
     </w:p>
@@ -3664,8 +3684,8 @@
           <w:szCs w:val="24"/>
           <w:lang w:val="en-IN"/>
         </w:rPr>
-        <w:pict w14:anchorId="15B73137">
-          <v:rect id="_x0000_i1076" style="width:0;height:1.5pt" o:hralign="center" o:hrstd="t" o:hr="t" fillcolor="#a0a0a0" stroked="f"/>
+        <w:pict w14:anchorId="1BAE242A">
+          <v:rect id="_x0000_i1036" style="width:0;height:1.5pt" o:hralign="center" o:hrstd="t" o:hr="t" fillcolor="#a0a0a0" stroked="f"/>
         </w:pict>
       </w:r>
     </w:p>
@@ -3773,8 +3793,8 @@
           <w:szCs w:val="24"/>
           <w:lang w:val="en-IN"/>
         </w:rPr>
-        <w:pict w14:anchorId="2FE7B6BD">
-          <v:rect id="_x0000_i1077" style="width:0;height:1.5pt" o:hralign="center" o:hrstd="t" o:hr="t" fillcolor="#a0a0a0" stroked="f"/>
+        <w:pict w14:anchorId="02AE118A">
+          <v:rect id="_x0000_i1037" style="width:0;height:1.5pt" o:hralign="center" o:hrstd="t" o:hr="t" fillcolor="#a0a0a0" stroked="f"/>
         </w:pict>
       </w:r>
     </w:p>
@@ -4002,8 +4022,8 @@
           <w:szCs w:val="24"/>
           <w:lang w:val="en-IN"/>
         </w:rPr>
-        <w:pict w14:anchorId="675A4D7F">
-          <v:rect id="_x0000_i1078" style="width:0;height:1.5pt" o:hralign="center" o:hrstd="t" o:hr="t" fillcolor="#a0a0a0" stroked="f"/>
+        <w:pict w14:anchorId="6AE38A09">
+          <v:rect id="_x0000_i1038" style="width:0;height:1.5pt" o:hralign="center" o:hrstd="t" o:hr="t" fillcolor="#a0a0a0" stroked="f"/>
         </w:pict>
       </w:r>
     </w:p>
@@ -4111,8 +4131,8 @@
           <w:szCs w:val="24"/>
           <w:lang w:val="en-IN"/>
         </w:rPr>
-        <w:pict w14:anchorId="0E5BDD01">
-          <v:rect id="_x0000_i1079" style="width:0;height:1.5pt" o:hralign="center" o:hrstd="t" o:hr="t" fillcolor="#a0a0a0" stroked="f"/>
+        <w:pict w14:anchorId="3633703C">
+          <v:rect id="_x0000_i1039" style="width:0;height:1.5pt" o:hralign="center" o:hrstd="t" o:hr="t" fillcolor="#a0a0a0" stroked="f"/>
         </w:pict>
       </w:r>
     </w:p>
@@ -4454,8 +4474,8 @@
         </w:rPr>
       </w:pPr>
       <w:r>
-        <w:pict w14:anchorId="32919243">
-          <v:rect id="_x0000_i1034" style="width:0;height:1.5pt" o:hralign="center" o:hrstd="t" o:hr="t" fillcolor="#a0a0a0" stroked="f"/>
+        <w:pict w14:anchorId="6E658D07">
+          <v:rect id="_x0000_i1040" style="width:0;height:1.5pt" o:hralign="center" o:hrstd="t" o:hr="t" fillcolor="#a0a0a0" stroked="f"/>
         </w:pict>
       </w:r>
       <w:r>
@@ -4799,8 +4819,8 @@
         </w:rPr>
       </w:pPr>
       <w:r>
-        <w:pict w14:anchorId="15A4E93D">
-          <v:rect id="_x0000_i1035" style="width:0;height:1.5pt" o:hralign="center" o:hrstd="t" o:hr="t" fillcolor="#a0a0a0" stroked="f"/>
+        <w:pict w14:anchorId="48E04093">
+          <v:rect id="_x0000_i1041" style="width:0;height:1.5pt" o:hralign="center" o:hrstd="t" o:hr="t" fillcolor="#a0a0a0" stroked="f"/>
         </w:pict>
       </w:r>
       <w:r>
@@ -4988,8 +5008,8 @@
         </w:rPr>
       </w:pPr>
       <w:r>
-        <w:pict w14:anchorId="729474EA">
-          <v:rect id="_x0000_i1036" style="width:0;height:1.5pt" o:hralign="center" o:hrstd="t" o:hr="t" fillcolor="#a0a0a0" stroked="f"/>
+        <w:pict w14:anchorId="5E1A2B21">
+          <v:rect id="_x0000_i1042" style="width:0;height:1.5pt" o:hralign="center" o:hrstd="t" o:hr="t" fillcolor="#a0a0a0" stroked="f"/>
         </w:pict>
       </w:r>
       <w:r>
@@ -5028,8 +5048,8 @@
     </w:p>
     <w:p>
       <w:r>
-        <w:pict w14:anchorId="44563835">
-          <v:rect id="_x0000_i1037" style="width:0;height:1.5pt" o:hralign="center" o:hrstd="t" o:hr="t" fillcolor="#a0a0a0" stroked="f"/>
+        <w:pict w14:anchorId="2CF58820">
+          <v:rect id="_x0000_i1043" style="width:0;height:1.5pt" o:hralign="center" o:hrstd="t" o:hr="t" fillcolor="#a0a0a0" stroked="f"/>
         </w:pict>
       </w:r>
     </w:p>
@@ -5152,11 +5172,12 @@
         <w:rPr>
           <w:b/>
           <w:bCs/>
+          <w:noProof/>
           <w:sz w:val="46"/>
           <w:szCs w:val="46"/>
         </w:rPr>
         <w:drawing>
-          <wp:inline distT="0" distB="0" distL="0" distR="0" wp14:anchorId="20B01792" wp14:editId="6319C1BD">
+          <wp:inline distT="0" distB="0" distL="0" distR="0" wp14:anchorId="6274061F" wp14:editId="181BAC94">
             <wp:extent cx="5733415" cy="2779395"/>
             <wp:effectExtent l="0" t="0" r="635" b="1905"/>
             <wp:docPr id="1575752834" name="Picture 1"/>
@@ -5167,8 +5188,10 @@
               <a:graphicData uri="http://schemas.openxmlformats.org/drawingml/2006/picture">
                 <pic:pic xmlns:pic="http://schemas.openxmlformats.org/drawingml/2006/picture">
                   <pic:nvPicPr>
-                    <pic:cNvPr id="1575752834" name=""/>
-                    <pic:cNvPicPr/>
+                    <pic:cNvPr id="1575752834" name="Picture 1"/>
+                    <pic:cNvPicPr>
+                      <a:picLocks noChangeAspect="1"/>
+                    </pic:cNvPicPr>
                   </pic:nvPicPr>
                   <pic:blipFill>
                     <a:blip r:embed="rId18"/>
@@ -5237,7 +5260,7 @@
           <w:szCs w:val="46"/>
         </w:rPr>
         <w:drawing>
-          <wp:inline distT="0" distB="0" distL="0" distR="0" wp14:anchorId="3AB72531" wp14:editId="1F1A9DC6">
+          <wp:inline distT="0" distB="0" distL="0" distR="0" wp14:anchorId="78B87105" wp14:editId="56D4C30D">
             <wp:extent cx="5733415" cy="2802255"/>
             <wp:effectExtent l="0" t="0" r="635" b="0"/>
             <wp:docPr id="1754916039" name="Picture 1"/>
@@ -5351,7 +5374,7 @@
           <w:szCs w:val="46"/>
         </w:rPr>
         <w:drawing>
-          <wp:inline distT="0" distB="0" distL="0" distR="0" wp14:anchorId="5B2367A8" wp14:editId="784C70BE">
+          <wp:inline distT="0" distB="0" distL="0" distR="0" wp14:anchorId="3B4BBBD7" wp14:editId="6371F315">
             <wp:extent cx="5733415" cy="2781300"/>
             <wp:effectExtent l="0" t="0" r="635" b="0"/>
             <wp:docPr id="88030987" name="Picture 1"/>
@@ -5418,7 +5441,7 @@
         </w:rPr>
         <w:lastRenderedPageBreak/>
         <w:drawing>
-          <wp:inline distT="0" distB="0" distL="0" distR="0" wp14:anchorId="278E2BA0" wp14:editId="142C63AF">
+          <wp:inline distT="0" distB="0" distL="0" distR="0" wp14:anchorId="25874D83" wp14:editId="52B56F1C">
             <wp:extent cx="5733415" cy="2794635"/>
             <wp:effectExtent l="0" t="0" r="635" b="5715"/>
             <wp:docPr id="2042996884" name="Picture 1"/>
@@ -5484,7 +5507,7 @@
           <w:szCs w:val="46"/>
         </w:rPr>
         <w:drawing>
-          <wp:inline distT="0" distB="0" distL="0" distR="0" wp14:anchorId="05F8D9CA" wp14:editId="36C7CA1D">
+          <wp:inline distT="0" distB="0" distL="0" distR="0" wp14:anchorId="15745AD1" wp14:editId="2BCCCF01">
             <wp:extent cx="5733415" cy="2797810"/>
             <wp:effectExtent l="0" t="0" r="635" b="2540"/>
             <wp:docPr id="413346556" name="Picture 1"/>
@@ -5551,7 +5574,7 @@
         </w:rPr>
         <w:lastRenderedPageBreak/>
         <w:drawing>
-          <wp:inline distT="0" distB="0" distL="0" distR="0" wp14:anchorId="29A18910" wp14:editId="3513EC13">
+          <wp:inline distT="0" distB="0" distL="0" distR="0" wp14:anchorId="6B2E335A" wp14:editId="6674E34D">
             <wp:extent cx="5733415" cy="2802255"/>
             <wp:effectExtent l="0" t="0" r="635" b="0"/>
             <wp:docPr id="210492800" name="Picture 1"/>
@@ -5617,7 +5640,7 @@
           <w:szCs w:val="46"/>
         </w:rPr>
         <w:drawing>
-          <wp:inline distT="0" distB="0" distL="0" distR="0" wp14:anchorId="585476C2" wp14:editId="3B5CD2DC">
+          <wp:inline distT="0" distB="0" distL="0" distR="0" wp14:anchorId="2D40F87C" wp14:editId="30897C06">
             <wp:extent cx="5733415" cy="2790190"/>
             <wp:effectExtent l="0" t="0" r="635" b="0"/>
             <wp:docPr id="1822704758" name="Picture 1"/>
@@ -5684,7 +5707,7 @@
         </w:rPr>
         <w:lastRenderedPageBreak/>
         <w:drawing>
-          <wp:inline distT="0" distB="0" distL="0" distR="0" wp14:anchorId="7312085A" wp14:editId="15D75B03">
+          <wp:inline distT="0" distB="0" distL="0" distR="0" wp14:anchorId="2567B6E4" wp14:editId="16E011F6">
             <wp:extent cx="5733415" cy="2797810"/>
             <wp:effectExtent l="0" t="0" r="635" b="2540"/>
             <wp:docPr id="370009961" name="Picture 1"/>
@@ -5754,6 +5777,7 @@
     <w:p>
       <w:pPr>
         <w:rPr>
+          <w:rStyle w:val="Hyperlink"/>
           <w:b/>
           <w:bCs/>
           <w:sz w:val="28"/>
@@ -5767,7 +5791,7 @@
           <w:sz w:val="28"/>
           <w:szCs w:val="28"/>
         </w:rPr>
-        <w:t>Code explanation link</w:t>
+        <w:t>Code explanation link:</w:t>
       </w:r>
       <w:r>
         <w:rPr>
@@ -5776,7 +5800,7 @@
           <w:sz w:val="28"/>
           <w:szCs w:val="28"/>
         </w:rPr>
-        <w:t>:</w:t>
+        <w:br/>
       </w:r>
       <w:r>
         <w:rPr>
@@ -5785,7 +5809,93 @@
           <w:sz w:val="28"/>
           <w:szCs w:val="28"/>
         </w:rPr>
-        <w:br/>
+        <w:fldChar w:fldCharType="begin"/>
+      </w:r>
+      <w:r>
+        <w:rPr>
+          <w:b/>
+          <w:bCs/>
+          <w:sz w:val="28"/>
+          <w:szCs w:val="28"/>
+        </w:rPr>
+        <w:instrText>HYPERLINK "https://drive.google.com/file/d/1El3sNJuoF3Q55yhtrruAC41cbeRkr8fs/view?usp=drive_link"</w:instrText>
+      </w:r>
+      <w:r>
+        <w:rPr>
+          <w:b/>
+          <w:bCs/>
+          <w:sz w:val="28"/>
+          <w:szCs w:val="28"/>
+        </w:rPr>
+      </w:r>
+      <w:r>
+        <w:rPr>
+          <w:b/>
+          <w:bCs/>
+          <w:sz w:val="28"/>
+          <w:szCs w:val="28"/>
+        </w:rPr>
+        <w:fldChar w:fldCharType="separate"/>
+      </w:r>
+      <w:r>
+        <w:rPr>
+          <w:rStyle w:val="Hyperlink"/>
+          <w:b/>
+          <w:bCs/>
+          <w:sz w:val="28"/>
+          <w:szCs w:val="28"/>
+        </w:rPr>
+        <w:t>https://drive.google.com</w:t>
+      </w:r>
+      <w:r>
+        <w:rPr>
+          <w:rStyle w:val="Hyperlink"/>
+          <w:b/>
+          <w:bCs/>
+          <w:sz w:val="28"/>
+          <w:szCs w:val="28"/>
+        </w:rPr>
+        <w:t>/</w:t>
+      </w:r>
+      <w:r>
+        <w:rPr>
+          <w:rStyle w:val="Hyperlink"/>
+          <w:b/>
+          <w:bCs/>
+          <w:sz w:val="28"/>
+          <w:szCs w:val="28"/>
+        </w:rPr>
+        <w:t>file/d/1El3sNJuoF3Q55yhtrruAC41cbeRkr8fs/view?usp=drive_link</w:t>
+      </w:r>
+    </w:p>
+    <w:p>
+      <w:pPr>
+        <w:rPr>
+          <w:rStyle w:val="Hyperlink"/>
+          <w:b/>
+          <w:bCs/>
+          <w:sz w:val="28"/>
+          <w:szCs w:val="28"/>
+        </w:rPr>
+      </w:pPr>
+    </w:p>
+    <w:p>
+      <w:pPr>
+        <w:rPr>
+          <w:b/>
+          <w:bCs/>
+          <w:sz w:val="28"/>
+          <w:szCs w:val="28"/>
+        </w:rPr>
+      </w:pPr>
+      <w:r>
+        <w:rPr>
+          <w:b/>
+          <w:bCs/>
+          <w:sz w:val="28"/>
+          <w:szCs w:val="28"/>
+        </w:rPr>
+        <w:fldChar w:fldCharType="end"/>
       </w:r>
       <w:hyperlink r:id="rId26" w:history="1">
         <w:r>
@@ -5796,30 +5906,8 @@
             <w:sz w:val="28"/>
             <w:szCs w:val="28"/>
           </w:rPr>
-          <w:t>https://drive.google.com/file/d/1El3sNJuoF3Q55yhtrruAC41cbeRkr8fs/view?usp=drive_link</w:t>
+          <w:t>https://drive.google.co</w:t>
         </w:r>
-      </w:hyperlink>
-    </w:p>
-    <w:p>
-      <w:pPr>
-        <w:rPr>
-          <w:b/>
-          <w:bCs/>
-          <w:sz w:val="28"/>
-          <w:szCs w:val="28"/>
-        </w:rPr>
-      </w:pPr>
-    </w:p>
-    <w:p>
-      <w:pPr>
-        <w:rPr>
-          <w:b/>
-          <w:bCs/>
-          <w:sz w:val="28"/>
-          <w:szCs w:val="28"/>
-        </w:rPr>
-      </w:pPr>
-      <w:hyperlink r:id="rId27" w:history="1">
         <w:r>
           <w:rPr>
             <w:rStyle w:val="Hyperlink"/>
@@ -5828,7 +5916,17 @@
             <w:sz w:val="28"/>
             <w:szCs w:val="28"/>
           </w:rPr>
-          <w:t>https://drive.google.com/file/d/1El3sNJuoF3Q55yhtrruAC41cbeRkr8fs/view?usp=drive_link</w:t>
+          <w:t>m</w:t>
+        </w:r>
+        <w:r>
+          <w:rPr>
+            <w:rStyle w:val="Hyperlink"/>
+            <w:b/>
+            <w:bCs/>
+            <w:sz w:val="28"/>
+            <w:szCs w:val="28"/>
+          </w:rPr>
+          <w:t>/file/d/1El3sNJuoF3Q55yhtrruAC41cbeRkr8fs/view?usp=drive_link</w:t>
         </w:r>
       </w:hyperlink>
     </w:p>
@@ -5845,6 +5943,7 @@
     <w:p>
       <w:pPr>
         <w:rPr>
+          <w:rStyle w:val="Hyperlink"/>
           <w:b/>
           <w:bCs/>
           <w:sz w:val="28"/>
@@ -5889,7 +5988,7 @@
         </w:rPr>
         <w:br/>
       </w:r>
-      <w:hyperlink r:id="rId28" w:history="1">
+      <w:hyperlink r:id="rId27" w:history="1">
         <w:r>
           <w:rPr>
             <w:rStyle w:val="Hyperlink"/>
@@ -5905,10 +6004,156 @@
     <w:p>
       <w:pPr>
         <w:rPr>
-          <w:b/>
-          <w:bCs/>
-          <w:sz w:val="46"/>
-          <w:szCs w:val="46"/>
+          <w:rStyle w:val="Hyperlink"/>
+          <w:b/>
+          <w:bCs/>
+          <w:sz w:val="28"/>
+          <w:szCs w:val="28"/>
+        </w:rPr>
+      </w:pPr>
+    </w:p>
+    <w:p>
+      <w:pPr>
+        <w:rPr>
+          <w:rStyle w:val="Hyperlink"/>
+          <w:b/>
+          <w:bCs/>
+          <w:color w:val="000000" w:themeColor="text1"/>
+          <w:sz w:val="28"/>
+          <w:szCs w:val="28"/>
+          <w:u w:val="none"/>
+          <w:lang w:val="en-US"/>
+        </w:rPr>
+      </w:pPr>
+      <w:proofErr w:type="spellStart"/>
+      <w:r>
+        <w:rPr>
+          <w:rStyle w:val="Hyperlink"/>
+          <w:b/>
+          <w:bCs/>
+          <w:color w:val="000000" w:themeColor="text1"/>
+          <w:sz w:val="28"/>
+          <w:szCs w:val="28"/>
+          <w:u w:val="none"/>
+          <w:lang w:val="en-US"/>
+        </w:rPr>
+        <w:t>Github</w:t>
+      </w:r>
+      <w:proofErr w:type="spellEnd"/>
+      <w:r>
+        <w:rPr>
+          <w:rStyle w:val="Hyperlink"/>
+          <w:b/>
+          <w:bCs/>
+          <w:color w:val="000000" w:themeColor="text1"/>
+          <w:sz w:val="28"/>
+          <w:szCs w:val="28"/>
+          <w:u w:val="none"/>
+          <w:lang w:val="en-US"/>
+        </w:rPr>
+        <w:t xml:space="preserve"> </w:t>
+      </w:r>
+      <w:proofErr w:type="spellStart"/>
+      <w:r>
+        <w:rPr>
+          <w:rStyle w:val="Hyperlink"/>
+          <w:b/>
+          <w:bCs/>
+          <w:color w:val="000000" w:themeColor="text1"/>
+          <w:sz w:val="28"/>
+          <w:szCs w:val="28"/>
+          <w:u w:val="none"/>
+          <w:lang w:val="en-US"/>
+        </w:rPr>
+        <w:t>repositary</w:t>
+      </w:r>
+      <w:proofErr w:type="spellEnd"/>
+      <w:r>
+        <w:rPr>
+          <w:rStyle w:val="Hyperlink"/>
+          <w:b/>
+          <w:bCs/>
+          <w:color w:val="000000" w:themeColor="text1"/>
+          <w:sz w:val="28"/>
+          <w:szCs w:val="28"/>
+          <w:u w:val="none"/>
+          <w:lang w:val="en-US"/>
+        </w:rPr>
+        <w:t>:</w:t>
+      </w:r>
+    </w:p>
+    <w:p>
+      <w:pPr>
+        <w:rPr>
+          <w:rStyle w:val="Hyperlink"/>
+          <w:b/>
+          <w:bCs/>
+          <w:color w:val="000000" w:themeColor="text1"/>
+          <w:sz w:val="28"/>
+          <w:szCs w:val="28"/>
+          <w:u w:val="none"/>
+          <w:lang w:val="en-US"/>
+        </w:rPr>
+      </w:pPr>
+      <w:hyperlink r:id="rId28" w:history="1">
+        <w:r>
+          <w:rPr>
+            <w:rStyle w:val="Hyperlink"/>
+            <w:b/>
+            <w:bCs/>
+            <w:sz w:val="28"/>
+            <w:szCs w:val="28"/>
+            <w:lang w:val="en-US"/>
+          </w:rPr>
+          <w:t>https://github.com/AP241100</w:t>
+        </w:r>
+        <w:r>
+          <w:rPr>
+            <w:rStyle w:val="Hyperlink"/>
+            <w:b/>
+            <w:bCs/>
+            <w:sz w:val="28"/>
+            <w:szCs w:val="28"/>
+            <w:lang w:val="en-US"/>
+          </w:rPr>
+          <w:t>1</w:t>
+        </w:r>
+        <w:r>
+          <w:rPr>
+            <w:rStyle w:val="Hyperlink"/>
+            <w:b/>
+            <w:bCs/>
+            <w:sz w:val="28"/>
+            <w:szCs w:val="28"/>
+            <w:lang w:val="en-US"/>
+          </w:rPr>
+          <w:t>1763/FSD</w:t>
+        </w:r>
+      </w:hyperlink>
+    </w:p>
+    <w:p>
+      <w:pPr>
+        <w:rPr>
+          <w:rStyle w:val="Hyperlink"/>
+          <w:b/>
+          <w:bCs/>
+          <w:color w:val="000000" w:themeColor="text1"/>
+          <w:sz w:val="28"/>
+          <w:szCs w:val="28"/>
+          <w:u w:val="none"/>
+          <w:lang w:val="en-US"/>
+        </w:rPr>
+      </w:pPr>
+    </w:p>
+    <w:p>
+      <w:pPr>
+        <w:rPr>
+          <w:rStyle w:val="Hyperlink"/>
+          <w:b/>
+          <w:bCs/>
+          <w:sz w:val="28"/>
+          <w:szCs w:val="28"/>
+          <w:lang w:val="en-US"/>
         </w:rPr>
       </w:pPr>
     </w:p>
@@ -6207,13 +6452,13 @@
       </w:rPr>
     </w:lvl>
   </w:abstractNum>
-  <w:num w:numId="1" w16cid:durableId="1264069086">
+  <w:num w:numId="1" w16cid:durableId="1712804460">
     <w:abstractNumId w:val="1"/>
   </w:num>
-  <w:num w:numId="2" w16cid:durableId="1602689366">
+  <w:num w:numId="2" w16cid:durableId="543713899">
     <w:abstractNumId w:val="2"/>
   </w:num>
-  <w:num w:numId="3" w16cid:durableId="1278761043">
+  <w:num w:numId="3" w16cid:durableId="909924021">
     <w:abstractNumId w:val="0"/>
   </w:num>
 </w:numbering>
@@ -6296,7 +6541,7 @@
     <w:lsdException w:name="Title" w:uiPriority="10" w:qFormat="1"/>
     <w:lsdException w:name="Closing" w:semiHidden="1" w:unhideWhenUsed="1"/>
     <w:lsdException w:name="Signature" w:semiHidden="1" w:unhideWhenUsed="1"/>
-    <w:lsdException w:name="Default Paragraph Font" w:semiHidden="1" w:uiPriority="1" w:unhideWhenUsed="1"/>
+    <w:lsdException w:name="Default Paragraph Font" w:uiPriority="1" w:unhideWhenUsed="1" w:qFormat="1"/>
     <w:lsdException w:name="Body Text" w:semiHidden="1" w:unhideWhenUsed="1"/>
     <w:lsdException w:name="Body Text Indent" w:semiHidden="1" w:unhideWhenUsed="1"/>
     <w:lsdException w:name="List Continue" w:semiHidden="1" w:unhideWhenUsed="1"/>
@@ -6316,7 +6561,7 @@
     <w:lsdException w:name="Body Text Indent 2" w:semiHidden="1" w:unhideWhenUsed="1"/>
     <w:lsdException w:name="Body Text Indent 3" w:semiHidden="1" w:unhideWhenUsed="1"/>
     <w:lsdException w:name="Block Text" w:semiHidden="1" w:unhideWhenUsed="1"/>
-    <w:lsdException w:name="Hyperlink" w:semiHidden="1" w:unhideWhenUsed="1"/>
+    <w:lsdException w:name="Hyperlink" w:unhideWhenUsed="1"/>
     <w:lsdException w:name="FollowedHyperlink" w:semiHidden="1" w:unhideWhenUsed="1"/>
     <w:lsdException w:name="Strong" w:uiPriority="22" w:qFormat="1"/>
     <w:lsdException w:name="Emphasis" w:uiPriority="20" w:qFormat="1"/>
@@ -6325,7 +6570,7 @@
     <w:lsdException w:name="E-mail Signature" w:semiHidden="1" w:unhideWhenUsed="1"/>
     <w:lsdException w:name="HTML Top of Form" w:semiHidden="1" w:unhideWhenUsed="1"/>
     <w:lsdException w:name="HTML Bottom of Form" w:semiHidden="1" w:unhideWhenUsed="1"/>
-    <w:lsdException w:name="Normal (Web)" w:semiHidden="1" w:unhideWhenUsed="1"/>
+    <w:lsdException w:name="Normal (Web)" w:semiHidden="1" w:unhideWhenUsed="1" w:qFormat="1"/>
     <w:lsdException w:name="HTML Acronym" w:semiHidden="1" w:unhideWhenUsed="1"/>
     <w:lsdException w:name="HTML Address" w:semiHidden="1" w:unhideWhenUsed="1"/>
     <w:lsdException w:name="HTML Cite" w:semiHidden="1" w:unhideWhenUsed="1"/>
@@ -6736,6 +6981,7 @@
   <w:style w:type="character" w:default="1" w:styleId="DefaultParagraphFont">
     <w:name w:val="Default Paragraph Font"/>
     <w:uiPriority w:val="1"/>
+    <w:semiHidden/>
     <w:unhideWhenUsed/>
   </w:style>
   <w:style w:type="table" w:default="1" w:styleId="TableNormal">
@@ -6759,11 +7005,22 @@
     <w:semiHidden/>
     <w:unhideWhenUsed/>
   </w:style>
+  <w:style w:type="character" w:styleId="Hyperlink">
+    <w:name w:val="Hyperlink"/>
+    <w:basedOn w:val="DefaultParagraphFont"/>
+    <w:uiPriority w:val="99"/>
+    <w:unhideWhenUsed/>
+    <w:rPr>
+      <w:color w:val="0000FF" w:themeColor="hyperlink"/>
+      <w:u w:val="single"/>
+    </w:rPr>
+  </w:style>
   <w:style w:type="paragraph" w:styleId="NormalWeb">
     <w:name w:val="Normal (Web)"/>
     <w:uiPriority w:val="99"/>
     <w:semiHidden/>
     <w:unhideWhenUsed/>
+    <w:qFormat/>
     <w:pPr>
       <w:spacing w:beforeAutospacing="1" w:afterAutospacing="1"/>
     </w:pPr>
@@ -6818,6 +7075,7 @@
   </w:style>
   <w:style w:type="table" w:customStyle="1" w:styleId="TableNormal0">
     <w:name w:val="TableNormal"/>
+    <w:qFormat/>
     <w:tblPr>
       <w:tblCellMar>
         <w:top w:w="100" w:type="dxa"/>
@@ -6827,15 +7085,15 @@
       </w:tblCellMar>
     </w:tblPr>
   </w:style>
-  <w:style w:type="character" w:styleId="Hyperlink">
-    <w:name w:val="Hyperlink"/>
+  <w:style w:type="character" w:customStyle="1" w:styleId="UnresolvedMention1">
+    <w:name w:val="Unresolved Mention1"/>
     <w:basedOn w:val="DefaultParagraphFont"/>
     <w:uiPriority w:val="99"/>
+    <w:semiHidden/>
     <w:unhideWhenUsed/>
-    <w:rsid w:val="00E87CFE"/>
     <w:rPr>
-      <w:color w:val="0000FF" w:themeColor="hyperlink"/>
-      <w:u w:val="single"/>
+      <w:color w:val="605E5C"/>
+      <w:shd w:val="clear" w:color="auto" w:fill="E1DFDD"/>
     </w:rPr>
   </w:style>
   <w:style w:type="character" w:styleId="UnresolvedMention">
@@ -6844,10 +7102,22 @@
     <w:uiPriority w:val="99"/>
     <w:semiHidden/>
     <w:unhideWhenUsed/>
-    <w:rsid w:val="00E87CFE"/>
+    <w:rsid w:val="00F723A4"/>
     <w:rPr>
       <w:color w:val="605E5C"/>
       <w:shd w:val="clear" w:color="auto" w:fill="E1DFDD"/>
+    </w:rPr>
+  </w:style>
+  <w:style w:type="character" w:styleId="FollowedHyperlink">
+    <w:name w:val="FollowedHyperlink"/>
+    <w:basedOn w:val="DefaultParagraphFont"/>
+    <w:uiPriority w:val="99"/>
+    <w:semiHidden/>
+    <w:unhideWhenUsed/>
+    <w:rsid w:val="00F723A4"/>
+    <w:rPr>
+      <w:color w:val="800080" w:themeColor="followedHyperlink"/>
+      <w:u w:val="single"/>
     </w:rPr>
   </w:style>
 </w:styles>
